--- a/landing-page/program-detail/girne-american-university/mba/04-mba-in-management-information-systems.docx
+++ b/landing-page/program-detail/girne-american-university/mba/04-mba-in-management-information-systems.docx
@@ -54,7 +54,7 @@
         <w:rPr>
           <w:sz w:val="22"/>
         </w:rPr>
-        <w:t>The most expensive sentence in modern business is "the system should handle that." This MBA from Girne American University trains the managers who know whether it will, pairing business leadership with information systems, in 12 to 15 months, online from the UAE.</w:t>
+        <w:t>The most expensive sentence in modern business is “the system should handle that.” This MBA from Girne American University trains the managers who know whether it will, pairing business leadership with information systems, in 12 to 15 months, online from the UAE.</w:t>
       </w:r>
     </w:p>
     <w:p>
@@ -699,7 +699,7 @@
         <w:pStyle w:val="ListBullet"/>
       </w:pPr>
       <w:r>
-        <w:t>A supervised investigation of a systems or data question, often drawn from the student's own organization</w:t>
+        <w:t>A supervised investigation of a systems or data question, often drawn from the student's own organisation</w:t>
       </w:r>
     </w:p>
     <w:p>
@@ -914,7 +914,7 @@
     </w:p>
     <w:p>
       <w:r>
-        <w:t>Fully online, no visa, no career break. The UAE's digital transformation market was valued at USD 1.57 billion in 2025 and is forecast to reach USD 3.75 billion by 2031, with analytics and AI the fastest-growing line.</w:t>
+        <w:t>Fully online, no visa, no career break. The UAE keeps pushing its digital transformation agenda forward, with analytics and AI among the fastest-moving lines.</w:t>
       </w:r>
     </w:p>
     <w:p>
@@ -927,7 +927,7 @@
     </w:p>
     <w:p>
       <w:r>
-        <w:t>GCC ICT spending passed USD 75 billion in 2025, driven by cloud, AI, cybersecurity, and digital government, and the UAE takes one of the largest shares. Spend like that needs managers who speak both languages.</w:t>
+        <w:t>GCC investment in cloud, AI, cybersecurity, and digital government keeps climbing, and the UAE takes one of the largest shares. Spend like that needs managers who speak both languages.</w:t>
       </w:r>
     </w:p>
     <w:p>
@@ -953,7 +953,7 @@
     </w:p>
     <w:p>
       <w:r>
-        <w:t>Taggd's 2026 GCC study reports nine in ten employers struggling to find qualified candidates, and business-technology hybrids are the rarest profile of all.</w:t>
+        <w:t>Across the Gulf, employers keep reporting shortages of qualified candidates, and business-technology hybrids are the rarest profile of all.</w:t>
       </w:r>
     </w:p>
     <w:p>
@@ -979,7 +979,7 @@
     </w:p>
     <w:p>
       <w:r>
-        <w:t>Point the final investigation at your own organization's systems question and finish with a recommendation your steering committee can actually vote on.</w:t>
+        <w:t>Point the final investigation at your own organisation's systems question and finish with a recommendation your steering committee can actually vote on.</w:t>
       </w:r>
     </w:p>
     <w:p>

--- a/landing-page/program-detail/girne-american-university/mba/04-mba-in-management-information-systems.docx
+++ b/landing-page/program-detail/girne-american-university/mba/04-mba-in-management-information-systems.docx
@@ -38,7 +38,7 @@
         <w:t xml:space="preserve">Meta Description: </w:t>
       </w:r>
       <w:r>
-        <w:t>12 to 15-month MBA in Management Information Systems from Girne American University. Online study from the UAE, AED instalments. Enquire now.</w:t>
+        <w:t>12 to 15-month MBA in Management Information Systems from Girne American University. Online study from the UAE, AED installments. Enquire now.</w:t>
       </w:r>
     </w:p>
     <w:p>
@@ -126,7 +126,7 @@
         <w:pStyle w:val="Heading2"/>
       </w:pPr>
       <w:r>
-        <w:t>Programme at a Glance</w:t>
+        <w:t>Program At A Glance</w:t>
       </w:r>
     </w:p>
     <w:tbl>
@@ -331,7 +331,7 @@
         <w:pStyle w:val="Heading2"/>
       </w:pPr>
       <w:r>
-        <w:t>Programme Overview</w:t>
+        <w:t>Program Overview</w:t>
       </w:r>
     </w:p>
     <w:p>
@@ -349,7 +349,7 @@
         <w:pStyle w:val="Heading2"/>
       </w:pPr>
       <w:r>
-        <w:t>Why Choose This Programme</w:t>
+        <w:t>Why Choose This Program</w:t>
       </w:r>
     </w:p>
     <w:p>
@@ -370,12 +370,12 @@
         <w:rPr>
           <w:b/>
         </w:rPr>
-        <w:t>Fifteen months, maximum</w:t>
+        <w:t>15 months, maximum</w:t>
       </w:r>
     </w:p>
     <w:p>
       <w:r>
-        <w:t>Digital programmes move fast, and so do careers in them. Twelve to fifteen months keeps pace with the market it serves.</w:t>
+        <w:t>Digital programs move fast, and so do careers in them. 12 to 15 months keeps pace with the market it serves.</w:t>
       </w:r>
     </w:p>
     <w:p>
@@ -409,7 +409,7 @@
         <w:rPr>
           <w:b/>
         </w:rPr>
-        <w:t>Dirham instalments, interest-free</w:t>
+        <w:t>Dirham installments, interest-free</w:t>
       </w:r>
     </w:p>
     <w:p>
@@ -606,7 +606,7 @@
         <w:pStyle w:val="Heading2"/>
       </w:pPr>
       <w:r>
-        <w:t>Programme Structure</w:t>
+        <w:t>Program Structure</w:t>
       </w:r>
     </w:p>
     <w:p>
@@ -699,7 +699,7 @@
         <w:pStyle w:val="ListBullet"/>
       </w:pPr>
       <w:r>
-        <w:t>A supervised investigation of a systems or data question, often drawn from the student's own organisation</w:t>
+        <w:t>A supervised investigation of a systems or data question, often drawn from the student's own organization</w:t>
       </w:r>
     </w:p>
     <w:p>
@@ -745,7 +745,7 @@
               <w:rPr>
                 <w:sz w:val="20"/>
               </w:rPr>
-              <w:t>One success coach from enrolment through graduation</w:t>
+              <w:t>One success coach from enrollment through graduation</w:t>
             </w:r>
           </w:p>
         </w:tc>
@@ -819,7 +819,7 @@
                 <w:b/>
                 <w:sz w:val="20"/>
               </w:rPr>
-              <w:t>Affordable instalments</w:t>
+              <w:t>Affordable installments</w:t>
             </w:r>
           </w:p>
         </w:tc>
@@ -890,7 +890,7 @@
               <w:rPr>
                 <w:sz w:val="20"/>
               </w:rPr>
-              <w:t>Enrolment done with you, one step at a time</w:t>
+              <w:t>Enrollment done with you, one step at a time</w:t>
             </w:r>
           </w:p>
         </w:tc>
@@ -940,7 +940,7 @@
     </w:p>
     <w:p>
       <w:r>
-        <w:t>Every Gulf ministry and large enterprise runs digital programmes, and the failure mode is rarely the technology. It is the management around it, which is what this degree teaches.</w:t>
+        <w:t>Every Gulf ministry and large enterprise runs digital programs, and the failure mode is rarely the technology. It is the management around it, which is what this degree teaches.</w:t>
       </w:r>
     </w:p>
     <w:p>
@@ -961,12 +961,12 @@
         <w:rPr>
           <w:b/>
         </w:rPr>
-        <w:t>Fifteen months suits delivery calendars</w:t>
+        <w:t>15 months suits delivery calendars</w:t>
       </w:r>
     </w:p>
     <w:p>
       <w:r>
-        <w:t>IT leaders cannot vanish for two years. Twelve to fifteen months, asynchronous around the busy sprints, keeps the delivery moving.</w:t>
+        <w:t>IT leaders cannot vanish for 2 years. 12 to 15 months, asynchronous around the busy sprints, keeps the delivery moving.</w:t>
       </w:r>
     </w:p>
     <w:p>
@@ -979,7 +979,7 @@
     </w:p>
     <w:p>
       <w:r>
-        <w:t>Point the final investigation at your own organisation's systems question and finish with a recommendation your steering committee can actually vote on.</w:t>
+        <w:t>Point the final investigation at your own organization's systems question and finish with a recommendation your steering committee can actually vote on.</w:t>
       </w:r>
     </w:p>
     <w:p>
@@ -1070,7 +1070,7 @@
                 <w:b/>
                 <w:sz w:val="20"/>
               </w:rPr>
-              <w:t>Monthly Instalments</w:t>
+              <w:t>Monthly Installments</w:t>
             </w:r>
           </w:p>
         </w:tc>
@@ -1155,7 +1155,7 @@
         <w:t xml:space="preserve">Request the fee structure: </w:t>
       </w:r>
       <w:r>
-        <w:t>Fees depend on the intake and your admission profile, so no fixed figure sits on this page. Admissions sends the personal breakdown in writing, free and without obligation. Across our Master's programmes, totals usually land between AED 16,000 and 40,000.</w:t>
+        <w:t>Fees depend on the intake and your admission profile, so no fixed figure is published up front. Admissions sends the personal breakdown in writing, free and without obligation. Across our Master's programs, totals usually land between AED 16,000 and 40,000.</w:t>
       </w:r>
     </w:p>
     <w:sectPr>
